--- a/EXPORTS/DOCX/published/niveau3/English/KoninklijkeBazar.docx
+++ b/EXPORTS/DOCX/published/niveau3/English/KoninklijkeBazar.docx
@@ -205,25 +205,7 @@
           <w:color w:val="000000"/>
           <w:sz w:val="24"/>
         </w:rPr>
-        <w:t xml:space="preserve">1843. </w:t>
-      </w:r>
-      <w:r>
-        <w:rPr>
-          <w:u w:val="single" w:color="0000ff"/>
-          <w:rFonts w:ascii="Charis SIL Regular" w:hAnsi="Charis SIL Regular" w:eastAsia="Charis SIL Regular"/>
-          <w:b w:val="0"/>
-          <w:i w:val="0"/>
-          <w:color w:val="000000"/>
-          <w:sz w:val="24"/>
-        </w:rPr>
-        <w:hyperlink r:id="rId9" w:history="1">
-          <w:r>
-            <w:rPr>
-              <w:rStyle w:val="Hyperlink"/>
-            </w:rPr>
-            <w:t>The s</w:t>
-          </w:r>
-        </w:hyperlink>
+        <w:t>1843. The s</w:t>
       </w:r>
       <w:r>
         <w:rPr>
@@ -716,18 +698,7 @@
           <w:color w:val="000000"/>
           <w:sz w:val="24"/>
         </w:rPr>
-        <w:t>, as we</w:t>
-      </w:r>
-      <w:r>
-        <w:rPr>
-          <w:u w:val="single" w:color="0000ff"/>
-          <w:rFonts w:ascii="Charis SIL Regular" w:hAnsi="Charis SIL Regular" w:eastAsia="Charis SIL Regular"/>
-          <w:b w:val="0"/>
-          <w:i w:val="0"/>
-          <w:color w:val="000000"/>
-          <w:sz w:val="24"/>
-        </w:rPr>
-        <w:t>ll as muse</w:t>
+        <w:t>, as well as muse</w:t>
       </w:r>
       <w:r>
         <w:rPr>
@@ -767,31 +738,13 @@
       </w:r>
       <w:r>
         <w:rPr>
-          <w:u w:val="single" w:color="0000ff"/>
           <w:rFonts w:ascii="Charis SIL Regular" w:hAnsi="Charis SIL Regular" w:eastAsia="Charis SIL Regular"/>
           <w:b w:val="0"/>
           <w:i w:val="0"/>
           <w:color w:val="000000"/>
           <w:sz w:val="24"/>
         </w:rPr>
-        <w:hyperlink r:id="rId14" w:history="1">
-          <w:r>
-            <w:rPr>
-              <w:rStyle w:val="Hyperlink"/>
-            </w:rPr>
-            <w:t xml:space="preserve"> such </w:t>
-          </w:r>
-        </w:hyperlink>
-      </w:r>
-      <w:r>
-        <w:rPr>
-          <w:rFonts w:ascii="Charis SIL Regular" w:hAnsi="Charis SIL Regular" w:eastAsia="Charis SIL Regular"/>
-          <w:b w:val="0"/>
-          <w:i w:val="0"/>
-          <w:color w:val="000000"/>
-          <w:sz w:val="24"/>
-        </w:rPr>
-        <w:t xml:space="preserve">as the </w:t>
+        <w:t xml:space="preserve"> such as the </w:t>
       </w:r>
       <w:r>
         <w:rPr>
@@ -935,7 +888,7 @@
           <w:sz w:val="24"/>
           <w:u w:val="single"/>
         </w:rPr>
-        <w:hyperlink r:id="rId17" w:history="1">
+        <w:hyperlink r:id="rId15" w:history="1">
           <w:r>
             <w:rPr>
               <w:rStyle w:val="Hyperlink"/>
@@ -953,7 +906,7 @@
           <w:sz w:val="24"/>
           <w:u w:val="single"/>
         </w:rPr>
-        <w:hyperlink r:id="rId17" w:history="1">
+        <w:hyperlink r:id="rId15" w:history="1">
           <w:r>
             <w:rPr>
               <w:rStyle w:val="Hyperlink"/>
@@ -971,7 +924,7 @@
           <w:sz w:val="24"/>
           <w:u w:val="single"/>
         </w:rPr>
-        <w:hyperlink r:id="rId17" w:history="1">
+        <w:hyperlink r:id="rId15" w:history="1">
           <w:r>
             <w:rPr>
               <w:rStyle w:val="Hyperlink"/>
@@ -1005,15 +958,9 @@
           <w:i w:val="0"/>
           <w:color w:val="0000FF"/>
           <w:sz w:val="24"/>
+          <w:u w:val="single"/>
         </w:rPr>
-        <w:hyperlink r:id="rId17" w:history="1">
-          <w:r>
-            <w:rPr>
-              <w:rStyle w:val="Hyperlink"/>
-            </w:rPr>
-            <w:t>c</w:t>
-          </w:r>
-        </w:hyperlink>
+        <w:t>c</w:t>
       </w:r>
       <w:r>
         <w:rPr>
@@ -1022,7 +969,6 @@
           <w:i w:val="0"/>
           <w:color w:val="0000FF"/>
           <w:sz w:val="24"/>
-          <w:u w:val="single"/>
         </w:rPr>
         <w:t>h</w:t>
       </w:r>
@@ -1239,24 +1185,17 @@
       </w:r>
       <w:r>
         <w:rPr>
+          <w:u w:val="single" w:color="0000ff"/>
           <w:rFonts w:ascii="Charis SIL Regular" w:hAnsi="Charis SIL Regular" w:eastAsia="Charis SIL Regular"/>
           <w:b w:val="0"/>
           <w:i w:val="0"/>
           <w:color w:val="000000"/>
           <w:sz w:val="24"/>
         </w:rPr>
-        <w:hyperlink r:id="rId17" w:history="1">
-          <w:r>
-            <w:rPr>
-              <w:rStyle w:val="Hyperlink"/>
-            </w:rPr>
-            <w:t>d</w:t>
-          </w:r>
-        </w:hyperlink>
+        <w:t>d</w:t>
       </w:r>
       <w:r>
         <w:rPr>
-          <w:u w:val="single" w:color="0000ff"/>
           <w:rFonts w:ascii="Charis SIL Regular" w:hAnsi="Charis SIL Regular" w:eastAsia="Charis SIL Regular"/>
           <w:b w:val="0"/>
           <w:i w:val="0"/>
@@ -1492,25 +1431,7 @@
           <w:color w:val="000000"/>
           <w:sz w:val="24"/>
         </w:rPr>
-        <w:t xml:space="preserve"> has some photographs of the store's interior showing many</w:t>
-      </w:r>
-      <w:r>
-        <w:rPr>
-          <w:u w:val="single" w:color="0000ff"/>
-          <w:rFonts w:ascii="Charis SIL Regular" w:hAnsi="Charis SIL Regular" w:eastAsia="Charis SIL Regular"/>
-          <w:b w:val="0"/>
-          <w:i w:val="0"/>
-          <w:color w:val="000000"/>
-          <w:sz w:val="24"/>
-        </w:rPr>
-        <w:hyperlink r:id="rId18" w:history="1">
-          <w:r>
-            <w:rPr>
-              <w:rStyle w:val="Hyperlink"/>
-            </w:rPr>
-            <w:t xml:space="preserve"> objects. T</w:t>
-          </w:r>
-        </w:hyperlink>
+        <w:t xml:space="preserve"> has some photographs of the store's interior showing many objects. T</w:t>
       </w:r>
       <w:r>
         <w:rPr>
@@ -1539,14 +1460,7 @@
           <w:sz w:val="24"/>
           <w:u w:val="single"/>
         </w:rPr>
-        <w:hyperlink r:id="rId17" w:history="1">
-          <w:r>
-            <w:rPr>
-              <w:rStyle w:val="Hyperlink"/>
-            </w:rPr>
-            <w:t>W</w:t>
-          </w:r>
-        </w:hyperlink>
+        <w:t>W</w:t>
       </w:r>
       <w:r>
         <w:rPr>
@@ -1557,7 +1471,7 @@
           <w:sz w:val="24"/>
           <w:u w:val="single"/>
         </w:rPr>
-        <w:hyperlink r:id="rId17" w:history="1">
+        <w:hyperlink r:id="rId18" w:history="1">
           <w:r>
             <w:rPr>
               <w:rStyle w:val="Hyperlink"/>
@@ -1575,7 +1489,7 @@
           <w:sz w:val="24"/>
           <w:u w:val="single"/>
         </w:rPr>
-        <w:hyperlink r:id="rId17" w:history="1">
+        <w:hyperlink r:id="rId18" w:history="1">
           <w:r>
             <w:rPr>
               <w:rStyle w:val="Hyperlink"/>
@@ -1668,14 +1582,7 @@
           <w:color w:val="000000"/>
           <w:sz w:val="24"/>
         </w:rPr>
-        <w:hyperlink r:id="rId17" w:history="1">
-          <w:r>
-            <w:rPr>
-              <w:rStyle w:val="Hyperlink"/>
-            </w:rPr>
-            <w:t>regarding purch</w:t>
-          </w:r>
-        </w:hyperlink>
+        <w:t>regarding purch</w:t>
       </w:r>
       <w:r>
         <w:rPr>
@@ -3049,7 +2956,7 @@
           <w:sz w:val="24"/>
           <w:u w:val="single"/>
         </w:rPr>
-        <w:hyperlink r:id="rId26" w:history="1">
+        <w:hyperlink r:id="rId25" w:history="1">
           <w:r>
             <w:rPr>
               <w:rStyle w:val="Hyperlink"/>
@@ -3067,7 +2974,7 @@
           <w:sz w:val="24"/>
           <w:u w:val="single"/>
         </w:rPr>
-        <w:hyperlink r:id="rId26" w:history="1">
+        <w:hyperlink r:id="rId25" w:history="1">
           <w:r>
             <w:rPr>
               <w:rStyle w:val="Hyperlink"/>

--- a/EXPORTS/DOCX/published/niveau3/English/KoninklijkeBazar.docx
+++ b/EXPORTS/DOCX/published/niveau3/English/KoninklijkeBazar.docx
@@ -205,35 +205,7 @@
           <w:color w:val="000000"/>
           <w:sz w:val="24"/>
         </w:rPr>
-        <w:t>1843. The s</w:t>
-      </w:r>
-      <w:r>
-        <w:rPr>
-          <w:u w:val="single" w:color="0000ff"/>
-          <w:rFonts w:ascii="Charis SIL Regular" w:hAnsi="Charis SIL Regular" w:eastAsia="Charis SIL Regular"/>
-          <w:b w:val="0"/>
-          <w:i w:val="0"/>
-          <w:color w:val="000000"/>
-          <w:sz w:val="24"/>
-        </w:rPr>
-        <w:hyperlink r:id="rId9" w:history="1">
-          <w:r>
-            <w:rPr>
-              <w:rStyle w:val="Hyperlink"/>
-            </w:rPr>
-            <w:t xml:space="preserve">tore </w:t>
-          </w:r>
-        </w:hyperlink>
-      </w:r>
-      <w:r>
-        <w:rPr>
-          <w:rFonts w:ascii="Charis SIL Regular" w:hAnsi="Charis SIL Regular" w:eastAsia="Charis SIL Regular"/>
-          <w:b w:val="0"/>
-          <w:i w:val="0"/>
-          <w:color w:val="000000"/>
-          <w:sz w:val="24"/>
-        </w:rPr>
-        <w:t xml:space="preserve">sold Asian items, mainly from </w:t>
+        <w:t xml:space="preserve">1843. The store sold Asian items, mainly from </w:t>
       </w:r>
       <w:r>
         <w:rPr>
@@ -698,7 +670,43 @@
           <w:color w:val="000000"/>
           <w:sz w:val="24"/>
         </w:rPr>
-        <w:t>, as well as muse</w:t>
+        <w:t>, as we</w:t>
+      </w:r>
+      <w:r>
+        <w:rPr>
+          <w:u w:val="single" w:color="0000ff"/>
+          <w:rFonts w:ascii="Charis SIL Regular" w:hAnsi="Charis SIL Regular" w:eastAsia="Charis SIL Regular"/>
+          <w:b w:val="0"/>
+          <w:i w:val="0"/>
+          <w:color w:val="000000"/>
+          <w:sz w:val="24"/>
+        </w:rPr>
+        <w:hyperlink r:id="rId14" w:history="1">
+          <w:r>
+            <w:rPr>
+              <w:rStyle w:val="Hyperlink"/>
+            </w:rPr>
+            <w:t>ll a</w:t>
+          </w:r>
+        </w:hyperlink>
+      </w:r>
+      <w:r>
+        <w:rPr>
+          <w:u w:val="single" w:color="0000ff"/>
+          <w:rFonts w:ascii="Charis SIL Regular" w:hAnsi="Charis SIL Regular" w:eastAsia="Charis SIL Regular"/>
+          <w:b w:val="0"/>
+          <w:i w:val="0"/>
+          <w:color w:val="000000"/>
+          <w:sz w:val="24"/>
+        </w:rPr>
+        <w:hyperlink r:id="rId14" w:history="1">
+          <w:r>
+            <w:rPr>
+              <w:rStyle w:val="Hyperlink"/>
+            </w:rPr>
+            <w:t>s muse</w:t>
+          </w:r>
+        </w:hyperlink>
       </w:r>
       <w:r>
         <w:rPr>
@@ -738,13 +746,31 @@
       </w:r>
       <w:r>
         <w:rPr>
+          <w:u w:val="single" w:color="0000ff"/>
           <w:rFonts w:ascii="Charis SIL Regular" w:hAnsi="Charis SIL Regular" w:eastAsia="Charis SIL Regular"/>
           <w:b w:val="0"/>
           <w:i w:val="0"/>
           <w:color w:val="000000"/>
           <w:sz w:val="24"/>
         </w:rPr>
-        <w:t xml:space="preserve"> such as the </w:t>
+        <w:hyperlink r:id="rId14" w:history="1">
+          <w:r>
+            <w:rPr>
+              <w:rStyle w:val="Hyperlink"/>
+            </w:rPr>
+            <w:t xml:space="preserve"> such </w:t>
+          </w:r>
+        </w:hyperlink>
+      </w:r>
+      <w:r>
+        <w:rPr>
+          <w:rFonts w:ascii="Charis SIL Regular" w:hAnsi="Charis SIL Regular" w:eastAsia="Charis SIL Regular"/>
+          <w:b w:val="0"/>
+          <w:i w:val="0"/>
+          <w:color w:val="000000"/>
+          <w:sz w:val="24"/>
+        </w:rPr>
+        <w:t xml:space="preserve">as the </w:t>
       </w:r>
       <w:r>
         <w:rPr>
@@ -958,9 +984,15 @@
           <w:i w:val="0"/>
           <w:color w:val="0000FF"/>
           <w:sz w:val="24"/>
-          <w:u w:val="single"/>
         </w:rPr>
-        <w:t>c</w:t>
+        <w:hyperlink r:id="rId17" w:history="1">
+          <w:r>
+            <w:rPr>
+              <w:rStyle w:val="Hyperlink"/>
+            </w:rPr>
+            <w:t>c</w:t>
+          </w:r>
+        </w:hyperlink>
       </w:r>
       <w:r>
         <w:rPr>
@@ -1185,14 +1217,20 @@
       </w:r>
       <w:r>
         <w:rPr>
-          <w:u w:val="single" w:color="0000ff"/>
           <w:rFonts w:ascii="Charis SIL Regular" w:hAnsi="Charis SIL Regular" w:eastAsia="Charis SIL Regular"/>
           <w:b w:val="0"/>
           <w:i w:val="0"/>
           <w:color w:val="000000"/>
           <w:sz w:val="24"/>
         </w:rPr>
-        <w:t>d</w:t>
+        <w:hyperlink r:id="rId17" w:history="1">
+          <w:r>
+            <w:rPr>
+              <w:rStyle w:val="Hyperlink"/>
+            </w:rPr>
+            <w:t>d</w:t>
+          </w:r>
+        </w:hyperlink>
       </w:r>
       <w:r>
         <w:rPr>
@@ -1431,7 +1469,25 @@
           <w:color w:val="000000"/>
           <w:sz w:val="24"/>
         </w:rPr>
-        <w:t xml:space="preserve"> has some photographs of the store's interior showing many objects. T</w:t>
+        <w:t xml:space="preserve"> has some photographs of the store's interior showing many</w:t>
+      </w:r>
+      <w:r>
+        <w:rPr>
+          <w:u w:val="single" w:color="0000ff"/>
+          <w:rFonts w:ascii="Charis SIL Regular" w:hAnsi="Charis SIL Regular" w:eastAsia="Charis SIL Regular"/>
+          <w:b w:val="0"/>
+          <w:i w:val="0"/>
+          <w:color w:val="000000"/>
+          <w:sz w:val="24"/>
+        </w:rPr>
+        <w:hyperlink r:id="rId18" w:history="1">
+          <w:r>
+            <w:rPr>
+              <w:rStyle w:val="Hyperlink"/>
+            </w:rPr>
+            <w:t xml:space="preserve"> objects. T</w:t>
+          </w:r>
+        </w:hyperlink>
       </w:r>
       <w:r>
         <w:rPr>
@@ -1460,7 +1516,14 @@
           <w:sz w:val="24"/>
           <w:u w:val="single"/>
         </w:rPr>
-        <w:t>W</w:t>
+        <w:hyperlink r:id="rId18" w:history="1">
+          <w:r>
+            <w:rPr>
+              <w:rStyle w:val="Hyperlink"/>
+            </w:rPr>
+            <w:t>W</w:t>
+          </w:r>
+        </w:hyperlink>
       </w:r>
       <w:r>
         <w:rPr>
@@ -1507,7 +1570,7 @@
           <w:sz w:val="24"/>
           <w:u w:val="single"/>
         </w:rPr>
-        <w:hyperlink r:id="rId17" w:history="1">
+        <w:hyperlink r:id="rId18" w:history="1">
           <w:r>
             <w:rPr>
               <w:rStyle w:val="Hyperlink"/>
@@ -1582,7 +1645,14 @@
           <w:color w:val="000000"/>
           <w:sz w:val="24"/>
         </w:rPr>
-        <w:t>regarding purch</w:t>
+        <w:hyperlink r:id="rId17" w:history="1">
+          <w:r>
+            <w:rPr>
+              <w:rStyle w:val="Hyperlink"/>
+            </w:rPr>
+            <w:t>regarding purch</w:t>
+          </w:r>
+        </w:hyperlink>
       </w:r>
       <w:r>
         <w:rPr>
